--- a/07_SCI_TUST/Chapter04_數值模擬/子節架構/子節架構.docx
+++ b/07_SCI_TUST/Chapter04_數值模擬/子節架構/子節架構.docx
@@ -7,19 +7,9 @@
         <w:rPr>
           <w:rFonts w:ascii="Times New Roman" w:hAnsi="Times New Roman" w:eastAsia="標楷體"/>
           <w:b/>
-          <w:sz w:val="32"/>
+          <w:sz w:val="30"/>
         </w:rPr>
-        <w:t>數值模擬——子節架構</w:t>
-      </w:r>
-    </w:p>
-    <w:p>
-      <w:r>
-        <w:rPr>
-          <w:rFonts w:ascii="Times New Roman" w:hAnsi="Times New Roman" w:eastAsia="標楷體"/>
-          <w:b/>
-          <w:sz w:val="24"/>
-        </w:rPr>
-        <w:t>4.1 水文循環下的坡地–隧道尺度響應</w:t>
+        <w:t>數值模擬 v2（單向成果 3 節；圖領句微結構貫穿）</w:t>
       </w:r>
     </w:p>
     <w:p>
@@ -30,19 +20,9 @@
         <w:rPr>
           <w:rFonts w:ascii="Times New Roman" w:hAnsi="Times New Roman" w:eastAsia="標楷體"/>
           <w:b w:val="0"/>
-          <w:sz w:val="22"/>
+          <w:sz w:val="23"/>
         </w:rPr>
-        <w:t>Δpp 檢核；活化區乾衰減/雨爆發/退凍結；Fig6/7/8</w:t>
-      </w:r>
-    </w:p>
-    <w:p>
-      <w:r>
-        <w:rPr>
-          <w:rFonts w:ascii="Times New Roman" w:hAnsi="Times New Roman" w:eastAsia="標楷體"/>
-          <w:b/>
-          <w:sz w:val="24"/>
-        </w:rPr>
-        <w:t>4.2 襯砌損傷與裂縫發展</w:t>
+        <w:t>4.1 水文循環下的坡地–隧道尺度響應（Δpp 檢核；活化乾衰減/雨爆發/退凍結三尺度互證）</w:t>
       </w:r>
     </w:p>
     <w:p>
@@ -53,19 +33,9 @@
         <w:rPr>
           <w:rFonts w:ascii="Times New Roman" w:hAnsi="Times New Roman" w:eastAsia="標楷體"/>
           <w:b w:val="0"/>
-          <w:sz w:val="22"/>
+          <w:sz w:val="23"/>
         </w:rPr>
-        <w:t>損傷史 A_wet/A_frz（Fig9）→外壓/推力型態（Fig10）→分區與分類＋3D（Fig11/12）</w:t>
-      </w:r>
-    </w:p>
-    <w:p>
-      <w:r>
-        <w:rPr>
-          <w:rFonts w:ascii="Times New Roman" w:hAnsi="Times New Roman" w:eastAsia="標楷體"/>
-          <w:b/>
-          <w:sz w:val="24"/>
-        </w:rPr>
-        <w:t>4.3 模擬與現地對照</w:t>
+        <w:t>4.2 襯砌損傷與裂縫發展（損傷史→外壓/內力型態→分區分類→三維演化）</w:t>
       </w:r>
     </w:p>
     <w:p>
@@ -76,31 +46,54 @@
         <w:rPr>
           <w:rFonts w:ascii="Times New Roman" w:hAnsi="Times New Roman" w:eastAsia="標楷體"/>
           <w:b w:val="0"/>
-          <w:sz w:val="22"/>
+          <w:sz w:val="23"/>
         </w:rPr>
-        <w:t>高損傷帶落點 vs 現地異狀段；同座標展開對照；誠實處理型態差異（D1 防線）</w:t>
+        <w:t>4.3 模擬與現地對照（同座標展開；誠實限定框）</w:t>
       </w:r>
     </w:p>
     <w:p>
-      <w:pPr>
-        <w:spacing w:after="240"/>
-      </w:pPr>
       <w:r>
         <w:rPr>
           <w:rFonts w:ascii="Times New Roman" w:hAnsi="Times New Roman" w:eastAsia="標楷體"/>
-          <w:b/>
-          <w:color w:val="C00000"/>
-          <w:sz w:val="24"/>
+          <w:b w:val="0"/>
+          <w:sz w:val="23"/>
         </w:rPr>
-        <w:t>【⚖ 待裁決】</w:t>
+        <w:t>每結果段落微結構（前作規則）：</w:t>
       </w:r>
       <w:r>
         <w:rPr>
           <w:rFonts w:ascii="Times New Roman" w:hAnsi="Times New Roman" w:eastAsia="標楷體"/>
           <w:b w:val="0"/>
-          <w:sz w:val="24"/>
+          <w:color w:val="C00000"/>
+          <w:sz w:val="23"/>
         </w:rPr>
-        <w:t>子節切法與順序？</w:t>
+        <w:t>圖X</w:t>
+      </w:r>
+      <w:r>
+        <w:rPr>
+          <w:rFonts w:ascii="Times New Roman" w:hAnsi="Times New Roman" w:eastAsia="標楷體"/>
+          <w:b w:val="0"/>
+          <w:sz w:val="23"/>
+        </w:rPr>
+        <w:t xml:space="preserve"> 領句→現象→量化（倍率/區間）→力學詮釋→回扣；每節末「綜合前述」收束句。</w:t>
+      </w:r>
+      <w:r>
+        <w:rPr>
+          <w:rFonts w:ascii="Times New Roman" w:hAnsi="Times New Roman" w:eastAsia="標楷體"/>
+          <w:b w:val="0"/>
+          <w:sz w:val="23"/>
+        </w:rPr>
+        <w:t xml:space="preserve">　</w:t>
+      </w:r>
+      <w:r>
+        <w:rPr>
+          <w:rFonts w:ascii="Times New Roman" w:hAnsi="Times New Roman" w:eastAsia="標楷體"/>
+          <w:b w:val="0"/>
+          <w:color w:val="000000"/>
+          <w:sz w:val="21"/>
+          <w:highlight w:val="yellow"/>
+        </w:rPr>
+        <w:t>【重點：圖領句+倍率量化+綜合前述=結果章文法】</w:t>
       </w:r>
     </w:p>
     <w:sectPr>
